--- a/test_output.docx
+++ b/test_output.docx
@@ -63,7 +63,7 @@
           <w:szCs w:val="18"/>
           <w:color w:val="666666"/>
         </w:rPr>
-        <w:t xml:space="preserve">Generated: 2026-04-10 15:40:43</w:t>
+        <w:t xml:space="preserve">Generated: 2026-04-14 08:16:29</w:t>
       </w:r>
     </w:p>
     <w:p>
